--- a/docs/venta/SGS-Precios.docx
+++ b/docs/venta/SGS-Precios.docx
@@ -116,7 +116,7 @@
           <w:sz w:val="20"/>
           <w:szCs w:val="20"/>
         </w:rPr>
-        <w:t xml:space="preserve">v1.0 · Agosto 2026</w:t>
+        <w:t xml:space="preserve">v1.1 · Agosto 2026</w:t>
       </w:r>
     </w:p>
     <w:p>
@@ -748,7 +748,7 @@
                 <w:sz w:val="20"/>
                 <w:szCs w:val="20"/>
               </w:rPr>
-              <w:t xml:space="preserve">Turnos, clientes/sitios, tareas, chat, evidencias, dashboard</w:t>
+              <w:t xml:space="preserve">Turnos, clientes/sitios, tareas, chat, evidencias</w:t>
             </w:r>
           </w:p>
         </w:tc>
@@ -846,31 +846,31 @@
                 <w:sz w:val="20"/>
                 <w:szCs w:val="20"/>
               </w:rPr>
-              <w:t xml:space="preserve">NFC + geocerca (anti-fraude)</w:t>
-            </w:r>
-          </w:p>
-        </w:tc>
-        <w:tc>
-          <w:tcPr>
-            <w:tcW w:type="dxa" w:w="2000"/>
-            <w:shd w:fill="EEF1F4" w:color="auto" w:val="clear"/>
-            <w:tcMar>
-              <w:top w:type="dxa" w:w="55"/>
-              <w:left w:type="dxa" w:w="110"/>
-              <w:bottom w:type="dxa" w:w="55"/>
-              <w:right w:type="dxa" w:w="110"/>
-            </w:tcMar>
-          </w:tcPr>
-          <w:p>
-            <w:r>
-              <w:rPr>
-                <w:b w:val="false"/>
-                <w:bCs w:val="false"/>
-                <w:color w:val="222222"/>
-                <w:sz w:val="20"/>
-                <w:szCs w:val="20"/>
-              </w:rPr>
-              <w:t xml:space="preserve">—</w:t>
+              <w:t xml:space="preserve">Tableros (Operación + Dirección)</w:t>
+            </w:r>
+          </w:p>
+        </w:tc>
+        <w:tc>
+          <w:tcPr>
+            <w:tcW w:type="dxa" w:w="2000"/>
+            <w:shd w:fill="EEF1F4" w:color="auto" w:val="clear"/>
+            <w:tcMar>
+              <w:top w:type="dxa" w:w="55"/>
+              <w:left w:type="dxa" w:w="110"/>
+              <w:bottom w:type="dxa" w:w="55"/>
+              <w:right w:type="dxa" w:w="110"/>
+            </w:tcMar>
+          </w:tcPr>
+          <w:p>
+            <w:r>
+              <w:rPr>
+                <w:b w:val="false"/>
+                <w:bCs w:val="false"/>
+                <w:color w:val="222222"/>
+                <w:sz w:val="20"/>
+                <w:szCs w:val="20"/>
+              </w:rPr>
+              <w:t xml:space="preserve">Básico</w:t>
             </w:r>
           </w:p>
         </w:tc>
@@ -944,31 +944,31 @@
                 <w:sz w:val="20"/>
                 <w:szCs w:val="20"/>
               </w:rPr>
-              <w:t xml:space="preserve">Monitoreo en vivo multicapa</w:t>
-            </w:r>
-          </w:p>
-        </w:tc>
-        <w:tc>
-          <w:tcPr>
-            <w:tcW w:type="dxa" w:w="2000"/>
-            <w:shd w:fill="FFFFFF" w:color="auto" w:val="clear"/>
-            <w:tcMar>
-              <w:top w:type="dxa" w:w="55"/>
-              <w:left w:type="dxa" w:w="110"/>
-              <w:bottom w:type="dxa" w:w="55"/>
-              <w:right w:type="dxa" w:w="110"/>
-            </w:tcMar>
-          </w:tcPr>
-          <w:p>
-            <w:r>
-              <w:rPr>
-                <w:b w:val="false"/>
-                <w:bCs w:val="false"/>
-                <w:color w:val="222222"/>
-                <w:sz w:val="20"/>
-                <w:szCs w:val="20"/>
-              </w:rPr>
-              <w:t xml:space="preserve">Básico</w:t>
+              <w:t xml:space="preserve">NFC + geocerca (anti-fraude)</w:t>
+            </w:r>
+          </w:p>
+        </w:tc>
+        <w:tc>
+          <w:tcPr>
+            <w:tcW w:type="dxa" w:w="2000"/>
+            <w:shd w:fill="FFFFFF" w:color="auto" w:val="clear"/>
+            <w:tcMar>
+              <w:top w:type="dxa" w:w="55"/>
+              <w:left w:type="dxa" w:w="110"/>
+              <w:bottom w:type="dxa" w:w="55"/>
+              <w:right w:type="dxa" w:w="110"/>
+            </w:tcMar>
+          </w:tcPr>
+          <w:p>
+            <w:r>
+              <w:rPr>
+                <w:b w:val="false"/>
+                <w:bCs w:val="false"/>
+                <w:color w:val="222222"/>
+                <w:sz w:val="20"/>
+                <w:szCs w:val="20"/>
+              </w:rPr>
+              <w:t xml:space="preserve">—</w:t>
             </w:r>
           </w:p>
         </w:tc>
@@ -1042,31 +1042,31 @@
                 <w:sz w:val="20"/>
                 <w:szCs w:val="20"/>
               </w:rPr>
-              <w:t xml:space="preserve">Supervisión + reporte PDF al cliente</w:t>
-            </w:r>
-          </w:p>
-        </w:tc>
-        <w:tc>
-          <w:tcPr>
-            <w:tcW w:type="dxa" w:w="2000"/>
-            <w:shd w:fill="EEF1F4" w:color="auto" w:val="clear"/>
-            <w:tcMar>
-              <w:top w:type="dxa" w:w="55"/>
-              <w:left w:type="dxa" w:w="110"/>
-              <w:bottom w:type="dxa" w:w="55"/>
-              <w:right w:type="dxa" w:w="110"/>
-            </w:tcMar>
-          </w:tcPr>
-          <w:p>
-            <w:r>
-              <w:rPr>
-                <w:b w:val="false"/>
-                <w:bCs w:val="false"/>
-                <w:color w:val="222222"/>
-                <w:sz w:val="20"/>
-                <w:szCs w:val="20"/>
-              </w:rPr>
-              <w:t xml:space="preserve">—</w:t>
+              <w:t xml:space="preserve">Monitoreo en vivo multicapa</w:t>
+            </w:r>
+          </w:p>
+        </w:tc>
+        <w:tc>
+          <w:tcPr>
+            <w:tcW w:type="dxa" w:w="2000"/>
+            <w:shd w:fill="EEF1F4" w:color="auto" w:val="clear"/>
+            <w:tcMar>
+              <w:top w:type="dxa" w:w="55"/>
+              <w:left w:type="dxa" w:w="110"/>
+              <w:bottom w:type="dxa" w:w="55"/>
+              <w:right w:type="dxa" w:w="110"/>
+            </w:tcMar>
+          </w:tcPr>
+          <w:p>
+            <w:r>
+              <w:rPr>
+                <w:b w:val="false"/>
+                <w:bCs w:val="false"/>
+                <w:color w:val="222222"/>
+                <w:sz w:val="20"/>
+                <w:szCs w:val="20"/>
+              </w:rPr>
+              <w:t xml:space="preserve">Básico</w:t>
             </w:r>
           </w:p>
         </w:tc>
@@ -1140,7 +1140,7 @@
                 <w:sz w:val="20"/>
                 <w:szCs w:val="20"/>
               </w:rPr>
-              <w:t xml:space="preserve">Alerta de pánico + video en vivo + bodycam</w:t>
+              <w:t xml:space="preserve">Supervisión + reporte PDF al cliente</w:t>
             </w:r>
           </w:p>
         </w:tc>
@@ -1238,7 +1238,7 @@
                 <w:sz w:val="20"/>
                 <w:szCs w:val="20"/>
               </w:rPr>
-              <w:t xml:space="preserve">Videovigilancia (muro de cámaras)</w:t>
+              <w:t xml:space="preserve">Alerta de pánico + video en vivo + bodycam</w:t>
             </w:r>
           </w:p>
         </w:tc>
@@ -1286,31 +1286,31 @@
                 <w:sz w:val="20"/>
                 <w:szCs w:val="20"/>
               </w:rPr>
-              <w:t xml:space="preserve">Add-on</w:t>
-            </w:r>
-          </w:p>
-        </w:tc>
-        <w:tc>
-          <w:tcPr>
-            <w:tcW w:type="dxa" w:w="2000"/>
-            <w:shd w:fill="EEF1F4" w:color="auto" w:val="clear"/>
-            <w:tcMar>
-              <w:top w:type="dxa" w:w="55"/>
-              <w:left w:type="dxa" w:w="110"/>
-              <w:bottom w:type="dxa" w:w="55"/>
-              <w:right w:type="dxa" w:w="110"/>
-            </w:tcMar>
-          </w:tcPr>
-          <w:p>
-            <w:r>
-              <w:rPr>
-                <w:b w:val="false"/>
-                <w:bCs w:val="false"/>
-                <w:color w:val="222222"/>
-                <w:sz w:val="20"/>
-                <w:szCs w:val="20"/>
-              </w:rPr>
-              <w:t xml:space="preserve">✓ (10 incl.)</w:t>
+              <w:t xml:space="preserve">✓</w:t>
+            </w:r>
+          </w:p>
+        </w:tc>
+        <w:tc>
+          <w:tcPr>
+            <w:tcW w:type="dxa" w:w="2000"/>
+            <w:shd w:fill="EEF1F4" w:color="auto" w:val="clear"/>
+            <w:tcMar>
+              <w:top w:type="dxa" w:w="55"/>
+              <w:left w:type="dxa" w:w="110"/>
+              <w:bottom w:type="dxa" w:w="55"/>
+              <w:right w:type="dxa" w:w="110"/>
+            </w:tcMar>
+          </w:tcPr>
+          <w:p>
+            <w:r>
+              <w:rPr>
+                <w:b w:val="false"/>
+                <w:bCs w:val="false"/>
+                <w:color w:val="222222"/>
+                <w:sz w:val="20"/>
+                <w:szCs w:val="20"/>
+              </w:rPr>
+              <w:t xml:space="preserve">✓</w:t>
             </w:r>
           </w:p>
         </w:tc>
@@ -1336,6 +1336,300 @@
                 <w:sz w:val="20"/>
                 <w:szCs w:val="20"/>
               </w:rPr>
+              <w:t xml:space="preserve">Control de accesos (personas + credenciales)</w:t>
+            </w:r>
+          </w:p>
+        </w:tc>
+        <w:tc>
+          <w:tcPr>
+            <w:tcW w:type="dxa" w:w="2000"/>
+            <w:shd w:fill="FFFFFF" w:color="auto" w:val="clear"/>
+            <w:tcMar>
+              <w:top w:type="dxa" w:w="55"/>
+              <w:left w:type="dxa" w:w="110"/>
+              <w:bottom w:type="dxa" w:w="55"/>
+              <w:right w:type="dxa" w:w="110"/>
+            </w:tcMar>
+          </w:tcPr>
+          <w:p>
+            <w:r>
+              <w:rPr>
+                <w:b w:val="false"/>
+                <w:bCs w:val="false"/>
+                <w:color w:val="222222"/>
+                <w:sz w:val="20"/>
+                <w:szCs w:val="20"/>
+              </w:rPr>
+              <w:t xml:space="preserve">—</w:t>
+            </w:r>
+          </w:p>
+        </w:tc>
+        <w:tc>
+          <w:tcPr>
+            <w:tcW w:type="dxa" w:w="2000"/>
+            <w:shd w:fill="FFFFFF" w:color="auto" w:val="clear"/>
+            <w:tcMar>
+              <w:top w:type="dxa" w:w="55"/>
+              <w:left w:type="dxa" w:w="110"/>
+              <w:bottom w:type="dxa" w:w="55"/>
+              <w:right w:type="dxa" w:w="110"/>
+            </w:tcMar>
+          </w:tcPr>
+          <w:p>
+            <w:r>
+              <w:rPr>
+                <w:b w:val="false"/>
+                <w:bCs w:val="false"/>
+                <w:color w:val="222222"/>
+                <w:sz w:val="20"/>
+                <w:szCs w:val="20"/>
+              </w:rPr>
+              <w:t xml:space="preserve">✓</w:t>
+            </w:r>
+          </w:p>
+        </w:tc>
+        <w:tc>
+          <w:tcPr>
+            <w:tcW w:type="dxa" w:w="2000"/>
+            <w:shd w:fill="FFFFFF" w:color="auto" w:val="clear"/>
+            <w:tcMar>
+              <w:top w:type="dxa" w:w="55"/>
+              <w:left w:type="dxa" w:w="110"/>
+              <w:bottom w:type="dxa" w:w="55"/>
+              <w:right w:type="dxa" w:w="110"/>
+            </w:tcMar>
+          </w:tcPr>
+          <w:p>
+            <w:r>
+              <w:rPr>
+                <w:b w:val="false"/>
+                <w:bCs w:val="false"/>
+                <w:color w:val="222222"/>
+                <w:sz w:val="20"/>
+                <w:szCs w:val="20"/>
+              </w:rPr>
+              <w:t xml:space="preserve">✓</w:t>
+            </w:r>
+          </w:p>
+        </w:tc>
+      </w:tr>
+      <w:tr>
+        <w:tc>
+          <w:tcPr>
+            <w:tcW w:type="dxa" w:w="3360"/>
+            <w:shd w:fill="EEF1F4" w:color="auto" w:val="clear"/>
+            <w:tcMar>
+              <w:top w:type="dxa" w:w="55"/>
+              <w:left w:type="dxa" w:w="110"/>
+              <w:bottom w:type="dxa" w:w="55"/>
+              <w:right w:type="dxa" w:w="110"/>
+            </w:tcMar>
+          </w:tcPr>
+          <w:p>
+            <w:r>
+              <w:rPr>
+                <w:b/>
+                <w:bCs/>
+                <w:color w:val="222222"/>
+                <w:sz w:val="20"/>
+                <w:szCs w:val="20"/>
+              </w:rPr>
+              <w:t xml:space="preserve">Control de accesos CEDIS (vehículos, citas, andenes)</w:t>
+            </w:r>
+          </w:p>
+        </w:tc>
+        <w:tc>
+          <w:tcPr>
+            <w:tcW w:type="dxa" w:w="2000"/>
+            <w:shd w:fill="EEF1F4" w:color="auto" w:val="clear"/>
+            <w:tcMar>
+              <w:top w:type="dxa" w:w="55"/>
+              <w:left w:type="dxa" w:w="110"/>
+              <w:bottom w:type="dxa" w:w="55"/>
+              <w:right w:type="dxa" w:w="110"/>
+            </w:tcMar>
+          </w:tcPr>
+          <w:p>
+            <w:r>
+              <w:rPr>
+                <w:b w:val="false"/>
+                <w:bCs w:val="false"/>
+                <w:color w:val="222222"/>
+                <w:sz w:val="20"/>
+                <w:szCs w:val="20"/>
+              </w:rPr>
+              <w:t xml:space="preserve">—</w:t>
+            </w:r>
+          </w:p>
+        </w:tc>
+        <w:tc>
+          <w:tcPr>
+            <w:tcW w:type="dxa" w:w="2000"/>
+            <w:shd w:fill="EEF1F4" w:color="auto" w:val="clear"/>
+            <w:tcMar>
+              <w:top w:type="dxa" w:w="55"/>
+              <w:left w:type="dxa" w:w="110"/>
+              <w:bottom w:type="dxa" w:w="55"/>
+              <w:right w:type="dxa" w:w="110"/>
+            </w:tcMar>
+          </w:tcPr>
+          <w:p>
+            <w:r>
+              <w:rPr>
+                <w:b w:val="false"/>
+                <w:bCs w:val="false"/>
+                <w:color w:val="222222"/>
+                <w:sz w:val="20"/>
+                <w:szCs w:val="20"/>
+              </w:rPr>
+              <w:t xml:space="preserve">Add-on</w:t>
+            </w:r>
+          </w:p>
+        </w:tc>
+        <w:tc>
+          <w:tcPr>
+            <w:tcW w:type="dxa" w:w="2000"/>
+            <w:shd w:fill="EEF1F4" w:color="auto" w:val="clear"/>
+            <w:tcMar>
+              <w:top w:type="dxa" w:w="55"/>
+              <w:left w:type="dxa" w:w="110"/>
+              <w:bottom w:type="dxa" w:w="55"/>
+              <w:right w:type="dxa" w:w="110"/>
+            </w:tcMar>
+          </w:tcPr>
+          <w:p>
+            <w:r>
+              <w:rPr>
+                <w:b w:val="false"/>
+                <w:bCs w:val="false"/>
+                <w:color w:val="222222"/>
+                <w:sz w:val="20"/>
+                <w:szCs w:val="20"/>
+              </w:rPr>
+              <w:t xml:space="preserve">Add-on</w:t>
+            </w:r>
+          </w:p>
+        </w:tc>
+      </w:tr>
+      <w:tr>
+        <w:tc>
+          <w:tcPr>
+            <w:tcW w:type="dxa" w:w="3360"/>
+            <w:shd w:fill="FFFFFF" w:color="auto" w:val="clear"/>
+            <w:tcMar>
+              <w:top w:type="dxa" w:w="55"/>
+              <w:left w:type="dxa" w:w="110"/>
+              <w:bottom w:type="dxa" w:w="55"/>
+              <w:right w:type="dxa" w:w="110"/>
+            </w:tcMar>
+          </w:tcPr>
+          <w:p>
+            <w:r>
+              <w:rPr>
+                <w:b/>
+                <w:bCs/>
+                <w:color w:val="222222"/>
+                <w:sz w:val="20"/>
+                <w:szCs w:val="20"/>
+              </w:rPr>
+              <w:t xml:space="preserve">Videovigilancia (muro de cámaras)</w:t>
+            </w:r>
+          </w:p>
+        </w:tc>
+        <w:tc>
+          <w:tcPr>
+            <w:tcW w:type="dxa" w:w="2000"/>
+            <w:shd w:fill="FFFFFF" w:color="auto" w:val="clear"/>
+            <w:tcMar>
+              <w:top w:type="dxa" w:w="55"/>
+              <w:left w:type="dxa" w:w="110"/>
+              <w:bottom w:type="dxa" w:w="55"/>
+              <w:right w:type="dxa" w:w="110"/>
+            </w:tcMar>
+          </w:tcPr>
+          <w:p>
+            <w:r>
+              <w:rPr>
+                <w:b w:val="false"/>
+                <w:bCs w:val="false"/>
+                <w:color w:val="222222"/>
+                <w:sz w:val="20"/>
+                <w:szCs w:val="20"/>
+              </w:rPr>
+              <w:t xml:space="preserve">—</w:t>
+            </w:r>
+          </w:p>
+        </w:tc>
+        <w:tc>
+          <w:tcPr>
+            <w:tcW w:type="dxa" w:w="2000"/>
+            <w:shd w:fill="FFFFFF" w:color="auto" w:val="clear"/>
+            <w:tcMar>
+              <w:top w:type="dxa" w:w="55"/>
+              <w:left w:type="dxa" w:w="110"/>
+              <w:bottom w:type="dxa" w:w="55"/>
+              <w:right w:type="dxa" w:w="110"/>
+            </w:tcMar>
+          </w:tcPr>
+          <w:p>
+            <w:r>
+              <w:rPr>
+                <w:b w:val="false"/>
+                <w:bCs w:val="false"/>
+                <w:color w:val="222222"/>
+                <w:sz w:val="20"/>
+                <w:szCs w:val="20"/>
+              </w:rPr>
+              <w:t xml:space="preserve">Add-on</w:t>
+            </w:r>
+          </w:p>
+        </w:tc>
+        <w:tc>
+          <w:tcPr>
+            <w:tcW w:type="dxa" w:w="2000"/>
+            <w:shd w:fill="FFFFFF" w:color="auto" w:val="clear"/>
+            <w:tcMar>
+              <w:top w:type="dxa" w:w="55"/>
+              <w:left w:type="dxa" w:w="110"/>
+              <w:bottom w:type="dxa" w:w="55"/>
+              <w:right w:type="dxa" w:w="110"/>
+            </w:tcMar>
+          </w:tcPr>
+          <w:p>
+            <w:r>
+              <w:rPr>
+                <w:b w:val="false"/>
+                <w:bCs w:val="false"/>
+                <w:color w:val="222222"/>
+                <w:sz w:val="20"/>
+                <w:szCs w:val="20"/>
+              </w:rPr>
+              <w:t xml:space="preserve">✓ (10 incl.)</w:t>
+            </w:r>
+          </w:p>
+        </w:tc>
+      </w:tr>
+      <w:tr>
+        <w:tc>
+          <w:tcPr>
+            <w:tcW w:type="dxa" w:w="3360"/>
+            <w:shd w:fill="EEF1F4" w:color="auto" w:val="clear"/>
+            <w:tcMar>
+              <w:top w:type="dxa" w:w="55"/>
+              <w:left w:type="dxa" w:w="110"/>
+              <w:bottom w:type="dxa" w:w="55"/>
+              <w:right w:type="dxa" w:w="110"/>
+            </w:tcMar>
+          </w:tcPr>
+          <w:p>
+            <w:r>
+              <w:rPr>
+                <w:b/>
+                <w:bCs/>
+                <w:color w:val="222222"/>
+                <w:sz w:val="20"/>
+                <w:szCs w:val="20"/>
+              </w:rPr>
               <w:t xml:space="preserve">Copiloto IA</w:t>
             </w:r>
           </w:p>
@@ -1343,7 +1637,7 @@
         <w:tc>
           <w:tcPr>
             <w:tcW w:type="dxa" w:w="2000"/>
-            <w:shd w:fill="FFFFFF" w:color="auto" w:val="clear"/>
+            <w:shd w:fill="EEF1F4" w:color="auto" w:val="clear"/>
             <w:tcMar>
               <w:top w:type="dxa" w:w="55"/>
               <w:left w:type="dxa" w:w="110"/>
@@ -1367,7 +1661,7 @@
         <w:tc>
           <w:tcPr>
             <w:tcW w:type="dxa" w:w="2000"/>
-            <w:shd w:fill="FFFFFF" w:color="auto" w:val="clear"/>
+            <w:shd w:fill="EEF1F4" w:color="auto" w:val="clear"/>
             <w:tcMar>
               <w:top w:type="dxa" w:w="55"/>
               <w:left w:type="dxa" w:w="110"/>
@@ -1391,7 +1685,7 @@
         <w:tc>
           <w:tcPr>
             <w:tcW w:type="dxa" w:w="2000"/>
-            <w:shd w:fill="FFFFFF" w:color="auto" w:val="clear"/>
+            <w:shd w:fill="EEF1F4" w:color="auto" w:val="clear"/>
             <w:tcMar>
               <w:top w:type="dxa" w:w="55"/>
               <w:left w:type="dxa" w:w="110"/>
@@ -1409,6 +1703,104 @@
                 <w:szCs w:val="20"/>
               </w:rPr>
               <w:t xml:space="preserve">✓ (cupo)</w:t>
+            </w:r>
+          </w:p>
+        </w:tc>
+      </w:tr>
+      <w:tr>
+        <w:tc>
+          <w:tcPr>
+            <w:tcW w:type="dxa" w:w="3360"/>
+            <w:shd w:fill="FFFFFF" w:color="auto" w:val="clear"/>
+            <w:tcMar>
+              <w:top w:type="dxa" w:w="55"/>
+              <w:left w:type="dxa" w:w="110"/>
+              <w:bottom w:type="dxa" w:w="55"/>
+              <w:right w:type="dxa" w:w="110"/>
+            </w:tcMar>
+          </w:tcPr>
+          <w:p>
+            <w:r>
+              <w:rPr>
+                <w:b/>
+                <w:bCs/>
+                <w:color w:val="222222"/>
+                <w:sz w:val="20"/>
+                <w:szCs w:val="20"/>
+              </w:rPr>
+              <w:t xml:space="preserve">Índice de Cumplimiento + SLA + reporte mensual</w:t>
+            </w:r>
+          </w:p>
+        </w:tc>
+        <w:tc>
+          <w:tcPr>
+            <w:tcW w:type="dxa" w:w="2000"/>
+            <w:shd w:fill="FFFFFF" w:color="auto" w:val="clear"/>
+            <w:tcMar>
+              <w:top w:type="dxa" w:w="55"/>
+              <w:left w:type="dxa" w:w="110"/>
+              <w:bottom w:type="dxa" w:w="55"/>
+              <w:right w:type="dxa" w:w="110"/>
+            </w:tcMar>
+          </w:tcPr>
+          <w:p>
+            <w:r>
+              <w:rPr>
+                <w:b w:val="false"/>
+                <w:bCs w:val="false"/>
+                <w:color w:val="222222"/>
+                <w:sz w:val="20"/>
+                <w:szCs w:val="20"/>
+              </w:rPr>
+              <w:t xml:space="preserve">—</w:t>
+            </w:r>
+          </w:p>
+        </w:tc>
+        <w:tc>
+          <w:tcPr>
+            <w:tcW w:type="dxa" w:w="2000"/>
+            <w:shd w:fill="FFFFFF" w:color="auto" w:val="clear"/>
+            <w:tcMar>
+              <w:top w:type="dxa" w:w="55"/>
+              <w:left w:type="dxa" w:w="110"/>
+              <w:bottom w:type="dxa" w:w="55"/>
+              <w:right w:type="dxa" w:w="110"/>
+            </w:tcMar>
+          </w:tcPr>
+          <w:p>
+            <w:r>
+              <w:rPr>
+                <w:b w:val="false"/>
+                <w:bCs w:val="false"/>
+                <w:color w:val="222222"/>
+                <w:sz w:val="20"/>
+                <w:szCs w:val="20"/>
+              </w:rPr>
+              <w:t xml:space="preserve">—</w:t>
+            </w:r>
+          </w:p>
+        </w:tc>
+        <w:tc>
+          <w:tcPr>
+            <w:tcW w:type="dxa" w:w="2000"/>
+            <w:shd w:fill="FFFFFF" w:color="auto" w:val="clear"/>
+            <w:tcMar>
+              <w:top w:type="dxa" w:w="55"/>
+              <w:left w:type="dxa" w:w="110"/>
+              <w:bottom w:type="dxa" w:w="55"/>
+              <w:right w:type="dxa" w:w="110"/>
+            </w:tcMar>
+          </w:tcPr>
+          <w:p>
+            <w:r>
+              <w:rPr>
+                <w:b w:val="false"/>
+                <w:bCs w:val="false"/>
+                <w:color w:val="222222"/>
+                <w:sz w:val="20"/>
+                <w:szCs w:val="20"/>
+              </w:rPr>
+              <w:t xml:space="preserve">✓</w:t>
             </w:r>
           </w:p>
         </w:tc>
@@ -1780,6 +2172,154 @@
                 <w:sz w:val="20"/>
                 <w:szCs w:val="20"/>
               </w:rPr>
+              <w:t xml:space="preserve">Control de accesos CEDIS</w:t>
+            </w:r>
+          </w:p>
+        </w:tc>
+        <w:tc>
+          <w:tcPr>
+            <w:tcW w:type="dxa" w:w="2600"/>
+            <w:shd w:fill="FFFFFF" w:color="auto" w:val="clear"/>
+            <w:tcMar>
+              <w:top w:type="dxa" w:w="55"/>
+              <w:left w:type="dxa" w:w="110"/>
+              <w:bottom w:type="dxa" w:w="55"/>
+              <w:right w:type="dxa" w:w="110"/>
+            </w:tcMar>
+          </w:tcPr>
+          <w:p>
+            <w:r>
+              <w:rPr>
+                <w:b w:val="false"/>
+                <w:bCs w:val="false"/>
+                <w:color w:val="222222"/>
+                <w:sz w:val="20"/>
+                <w:szCs w:val="20"/>
+              </w:rPr>
+              <w:t xml:space="preserve">$690 /sitio/mes</w:t>
+            </w:r>
+          </w:p>
+        </w:tc>
+        <w:tc>
+          <w:tcPr>
+            <w:tcW w:type="dxa" w:w="4160"/>
+            <w:shd w:fill="FFFFFF" w:color="auto" w:val="clear"/>
+            <w:tcMar>
+              <w:top w:type="dxa" w:w="55"/>
+              <w:left w:type="dxa" w:w="110"/>
+              <w:bottom w:type="dxa" w:w="55"/>
+              <w:right w:type="dxa" w:w="110"/>
+            </w:tcMar>
+          </w:tcPr>
+          <w:p>
+            <w:r>
+              <w:rPr>
+                <w:b w:val="false"/>
+                <w:bCs w:val="false"/>
+                <w:color w:val="222222"/>
+                <w:sz w:val="20"/>
+                <w:szCs w:val="20"/>
+              </w:rPr>
+              <w:t xml:space="preserve">Citas, andenes, vehículos y zonas (además del acceso de personas, ya incluido en Profesional+).</w:t>
+            </w:r>
+          </w:p>
+        </w:tc>
+      </w:tr>
+      <w:tr>
+        <w:tc>
+          <w:tcPr>
+            <w:tcW w:type="dxa" w:w="2600"/>
+            <w:shd w:fill="EEF1F4" w:color="auto" w:val="clear"/>
+            <w:tcMar>
+              <w:top w:type="dxa" w:w="55"/>
+              <w:left w:type="dxa" w:w="110"/>
+              <w:bottom w:type="dxa" w:w="55"/>
+              <w:right w:type="dxa" w:w="110"/>
+            </w:tcMar>
+          </w:tcPr>
+          <w:p>
+            <w:r>
+              <w:rPr>
+                <w:b/>
+                <w:bCs/>
+                <w:color w:val="222222"/>
+                <w:sz w:val="20"/>
+                <w:szCs w:val="20"/>
+              </w:rPr>
+              <w:t xml:space="preserve">Tablero ejecutivo (Índice + SLA)</w:t>
+            </w:r>
+          </w:p>
+        </w:tc>
+        <w:tc>
+          <w:tcPr>
+            <w:tcW w:type="dxa" w:w="2600"/>
+            <w:shd w:fill="EEF1F4" w:color="auto" w:val="clear"/>
+            <w:tcMar>
+              <w:top w:type="dxa" w:w="55"/>
+              <w:left w:type="dxa" w:w="110"/>
+              <w:bottom w:type="dxa" w:w="55"/>
+              <w:right w:type="dxa" w:w="110"/>
+            </w:tcMar>
+          </w:tcPr>
+          <w:p>
+            <w:r>
+              <w:rPr>
+                <w:b w:val="false"/>
+                <w:bCs w:val="false"/>
+                <w:color w:val="222222"/>
+                <w:sz w:val="20"/>
+                <w:szCs w:val="20"/>
+              </w:rPr>
+              <w:t xml:space="preserve">$1,200 /mes</w:t>
+            </w:r>
+          </w:p>
+        </w:tc>
+        <w:tc>
+          <w:tcPr>
+            <w:tcW w:type="dxa" w:w="4160"/>
+            <w:shd w:fill="EEF1F4" w:color="auto" w:val="clear"/>
+            <w:tcMar>
+              <w:top w:type="dxa" w:w="55"/>
+              <w:left w:type="dxa" w:w="110"/>
+              <w:bottom w:type="dxa" w:w="55"/>
+              <w:right w:type="dxa" w:w="110"/>
+            </w:tcMar>
+          </w:tcPr>
+          <w:p>
+            <w:r>
+              <w:rPr>
+                <w:b w:val="false"/>
+                <w:bCs w:val="false"/>
+                <w:color w:val="222222"/>
+                <w:sz w:val="20"/>
+                <w:szCs w:val="20"/>
+              </w:rPr>
+              <w:t xml:space="preserve">Reporte mensual de cumplimiento por cliente; incluido en Empresarial.</w:t>
+            </w:r>
+          </w:p>
+        </w:tc>
+      </w:tr>
+      <w:tr>
+        <w:tc>
+          <w:tcPr>
+            <w:tcW w:type="dxa" w:w="2600"/>
+            <w:shd w:fill="FFFFFF" w:color="auto" w:val="clear"/>
+            <w:tcMar>
+              <w:top w:type="dxa" w:w="55"/>
+              <w:left w:type="dxa" w:w="110"/>
+              <w:bottom w:type="dxa" w:w="55"/>
+              <w:right w:type="dxa" w:w="110"/>
+            </w:tcMar>
+          </w:tcPr>
+          <w:p>
+            <w:r>
+              <w:rPr>
+                <w:b/>
+                <w:bCs/>
+                <w:color w:val="222222"/>
+                <w:sz w:val="20"/>
+                <w:szCs w:val="20"/>
+              </w:rPr>
               <w:t xml:space="preserve">Videovigilancia</w:t>
             </w:r>
           </w:p>
@@ -3628,6 +4168,80 @@
                 <w:sz w:val="20"/>
                 <w:szCs w:val="20"/>
               </w:rPr>
+              <w:t xml:space="preserve">CEDIS — 60 guardias, Profesional + accesos CEDIS (2 sitios)</w:t>
+            </w:r>
+          </w:p>
+        </w:tc>
+        <w:tc>
+          <w:tcPr>
+            <w:tcW w:type="dxa" w:w="3000"/>
+            <w:shd w:fill="FFFFFF" w:color="auto" w:val="clear"/>
+            <w:tcMar>
+              <w:top w:type="dxa" w:w="55"/>
+              <w:left w:type="dxa" w:w="110"/>
+              <w:bottom w:type="dxa" w:w="55"/>
+              <w:right w:type="dxa" w:w="110"/>
+            </w:tcMar>
+          </w:tcPr>
+          <w:p>
+            <w:r>
+              <w:rPr>
+                <w:b w:val="false"/>
+                <w:bCs w:val="false"/>
+                <w:color w:val="222222"/>
+                <w:sz w:val="20"/>
+                <w:szCs w:val="20"/>
+              </w:rPr>
+              <w:t xml:space="preserve">60 × $159 + 2 × $690</w:t>
+            </w:r>
+          </w:p>
+        </w:tc>
+        <w:tc>
+          <w:tcPr>
+            <w:tcW w:type="dxa" w:w="2000"/>
+            <w:shd w:fill="FFFFFF" w:color="auto" w:val="clear"/>
+            <w:tcMar>
+              <w:top w:type="dxa" w:w="55"/>
+              <w:left w:type="dxa" w:w="110"/>
+              <w:bottom w:type="dxa" w:w="55"/>
+              <w:right w:type="dxa" w:w="110"/>
+            </w:tcMar>
+          </w:tcPr>
+          <w:p>
+            <w:r>
+              <w:rPr>
+                <w:b w:val="false"/>
+                <w:bCs w:val="false"/>
+                <w:color w:val="222222"/>
+                <w:sz w:val="20"/>
+                <w:szCs w:val="20"/>
+              </w:rPr>
+              <w:t xml:space="preserve">$10,920</w:t>
+            </w:r>
+          </w:p>
+        </w:tc>
+      </w:tr>
+      <w:tr>
+        <w:tc>
+          <w:tcPr>
+            <w:tcW w:type="dxa" w:w="4360"/>
+            <w:shd w:fill="EEF1F4" w:color="auto" w:val="clear"/>
+            <w:tcMar>
+              <w:top w:type="dxa" w:w="55"/>
+              <w:left w:type="dxa" w:w="110"/>
+              <w:bottom w:type="dxa" w:w="55"/>
+              <w:right w:type="dxa" w:w="110"/>
+            </w:tcMar>
+          </w:tcPr>
+          <w:p>
+            <w:r>
+              <w:rPr>
+                <w:b/>
+                <w:bCs/>
+                <w:color w:val="222222"/>
+                <w:sz w:val="20"/>
+                <w:szCs w:val="20"/>
+              </w:rPr>
               <w:t xml:space="preserve">Grande — 400 guardias, Empresarial</w:t>
             </w:r>
           </w:p>
@@ -3635,7 +4249,7 @@
         <w:tc>
           <w:tcPr>
             <w:tcW w:type="dxa" w:w="3000"/>
-            <w:shd w:fill="FFFFFF" w:color="auto" w:val="clear"/>
+            <w:shd w:fill="EEF1F4" w:color="auto" w:val="clear"/>
             <w:tcMar>
               <w:top w:type="dxa" w:w="55"/>
               <w:left w:type="dxa" w:w="110"/>
@@ -3659,7 +4273,7 @@
         <w:tc>
           <w:tcPr>
             <w:tcW w:type="dxa" w:w="2000"/>
-            <w:shd w:fill="FFFFFF" w:color="auto" w:val="clear"/>
+            <w:shd w:fill="EEF1F4" w:color="auto" w:val="clear"/>
             <w:tcMar>
               <w:top w:type="dxa" w:w="55"/>
               <w:left w:type="dxa" w:w="110"/>
@@ -3759,7 +4373,7 @@
           <w:sz w:val="16"/>
           <w:szCs w:val="16"/>
         </w:rPr>
-        <w:t xml:space="preserve">SGS — Sistema de Gestión de Seguridad · Esquema de precios · v1.0 · Agosto 2026</w:t>
+        <w:t xml:space="preserve">SGS — Sistema de Gestión de Seguridad · Esquema de precios · v1.1 · Agosto 2026</w:t>
       </w:r>
     </w:p>
     <w:sectPr>

--- a/docs/venta/SGS-Precios.docx
+++ b/docs/venta/SGS-Precios.docx
@@ -116,7 +116,7 @@
           <w:sz w:val="20"/>
           <w:szCs w:val="20"/>
         </w:rPr>
-        <w:t xml:space="preserve">v1.1 · Agosto 2026</w:t>
+        <w:t xml:space="preserve">v1.2 · Agosto 2026</w:t>
       </w:r>
     </w:p>
     <w:p>
@@ -1532,7 +1532,7 @@
                 <w:sz w:val="20"/>
                 <w:szCs w:val="20"/>
               </w:rPr>
-              <w:t xml:space="preserve">Videovigilancia (muro de cámaras)</w:t>
+              <w:t xml:space="preserve">Videovigilancia (consola + muro de cámaras)</w:t>
             </w:r>
           </w:p>
         </w:tc>
@@ -2368,7 +2368,7 @@
                 <w:sz w:val="20"/>
                 <w:szCs w:val="20"/>
               </w:rPr>
-              <w:t xml:space="preserve">Empresarial incluye 10; cámaras extra a este precio.</w:t>
+              <w:t xml:space="preserve">Empresarial incluye 10; cámaras extra a este precio. La consola de monitoreo (operador de video) y el inspector de cámara van incluidos; la integración con un VMS del cliente (ISS/SecurOS, Milestone o Genetec) se cotiza por proyecto.</w:t>
             </w:r>
           </w:p>
         </w:tc>
@@ -4373,7 +4373,7 @@
           <w:sz w:val="16"/>
           <w:szCs w:val="16"/>
         </w:rPr>
-        <w:t xml:space="preserve">SGS — Sistema de Gestión de Seguridad · Esquema de precios · v1.1 · Agosto 2026</w:t>
+        <w:t xml:space="preserve">SGS — Sistema de Gestión de Seguridad · Esquema de precios · v1.2 · Agosto 2026</w:t>
       </w:r>
     </w:p>
     <w:sectPr>
